--- a/exam1/diagnostic/questions.docx
+++ b/exam1/diagnostic/questions.docx
@@ -16,7 +16,7 @@
         <w:keepLines/>
       </w:pPr>
       <w:r>
-        <w:t>Find what to review before you start. This is practice, not a grade or an exam prediction. There is no time limit.</w:t>
+        <w:t>Find what to review before you start. This four-page check is practice, not a grade or an exam prediction.</w:t>
       </w:r>
     </w:p>
     <w:p>
@@ -25,7 +25,7 @@
         <w:keepLines/>
       </w:pPr>
       <w:r>
-        <w:t>Try questions 1 to 12 without notes. Type or write your answers. For every answer, mark confidence as sure, unsure, or guessed. Use “not sure” whenever needed. Then open the separate answer guide.</w:t>
+        <w:t>Try questions 1 to 13 without notes, including page 4. All efficiency questions ask for worst-case costs. Use pseudocode for sorting; Python syntax is not required there. Mark confidence as sure, unsure, or guessed. Aim for 22 minutes in class. Speed is not scored.</w:t>
       </w:r>
     </w:p>
     <w:p>
@@ -266,7 +266,7 @@
         <w:keepLines/>
       </w:pPr>
       <w:r>
-        <w:t>An outer loop runs n times. For each outer iteration, an inner loop runs n times and does constant work per iteration. What is the tightest growth class?</w:t>
+        <w:t>An outer loop runs n times. For each outer iteration, an inner loop runs n times and does constant work per iteration. What is its tightest worst-case Big-O cost?</w:t>
       </w:r>
     </w:p>
     <w:p>
@@ -306,7 +306,7 @@
         <w:keepLines/>
       </w:pPr>
       <w:r>
-        <w:t>A dynamic array doubles its capacity when full. Which statement is correct?</w:t>
+        <w:t>A dynamic array doubles its capacity when full. With n items already stored, what is the worst-case cost of one append?</w:t>
       </w:r>
     </w:p>
     <w:p>
@@ -315,13 +315,13 @@
         <w:keepLines/>
       </w:pPr>
       <w:r>
-        <w:t>A. Every append takes constant time.</w:t>
+        <w:t>A. O(1)</w:t>
         <w:br/>
-        <w:t>B. One append can take O(n); n appends from empty take O(n) total.</w:t>
+        <w:t>B. O(n)</w:t>
         <w:br/>
-        <w:t>C. Every append copies all existing items.</w:t>
+        <w:t>C. O(n squared)</w:t>
         <w:br/>
-        <w:t>D. Appending at the end takes O(log n).</w:t>
+        <w:t>D. O(log n)</w:t>
       </w:r>
     </w:p>
     <w:p>
@@ -426,7 +426,25 @@
         <w:keepLines/>
       </w:pPr>
       <w:r>
-        <w:t>Why does bubble sort with an early-exit flag take O(n) on already-sorted input?</w:t>
+        <w:t>Trace this pseudocode on [4, 1, 3, 2]. What is the list after this single pass?</w:t>
+      </w:r>
+    </w:p>
+    <w:p>
+      <w:pPr>
+        <w:keepNext/>
+        <w:keepLines/>
+        <w:spacing w:after="100"/>
+      </w:pPr>
+      <w:r>
+        <w:rPr>
+          <w:rFonts w:ascii="Consolas" w:hAnsi="Consolas"/>
+          <w:sz w:val="22"/>
+        </w:rPr>
+        <w:t>FOR each adjacent pair, from left to right</w:t>
+        <w:br/>
+        <w:t xml:space="preserve">    IF the left value is greater than the right value</w:t>
+        <w:br/>
+        <w:t xml:space="preserve">        SWAP the two values</w:t>
       </w:r>
     </w:p>
     <w:p>
@@ -435,13 +453,13 @@
         <w:keepLines/>
       </w:pPr>
       <w:r>
-        <w:t>A. It makes no comparisons.</w:t>
+        <w:t>A. [1, 2, 3, 4]</w:t>
         <w:br/>
-        <w:t>B. It halves the list on every pass.</w:t>
+        <w:t>B. [4, 1, 3, 2]</w:t>
         <w:br/>
-        <w:t>C. One pass makes no swaps, so it stops.</w:t>
+        <w:t>C. [1, 3, 2, 4]</w:t>
         <w:br/>
-        <w:t>D. All sorting algorithms take O(n) on sorted input.</w:t>
+        <w:t>D. [4, 3, 2, 1]</w:t>
       </w:r>
     </w:p>
     <w:p>
@@ -581,7 +599,15 @@
         <w:pStyle w:val="Heading1"/>
       </w:pPr>
       <w:r>
-        <w:t>Optional heap check</w:t>
+        <w:t>Heap work on paper</w:t>
+      </w:r>
+    </w:p>
+    <w:p>
+      <w:pPr>
+        <w:pStyle w:val="Heading2"/>
+      </w:pPr>
+      <w:r>
+        <w:t>H1 Draw and update a heap</w:t>
       </w:r>
     </w:p>
     <w:p>
@@ -590,15 +616,7 @@
         <w:keepLines/>
       </w:pPr>
       <w:r>
-        <w:t>Skip questions 13 and 14 unless your instructor includes heaps. They do not affect your core review route.</w:t>
-      </w:r>
-    </w:p>
-    <w:p>
-      <w:pPr>
-        <w:pStyle w:val="Heading2"/>
-      </w:pPr>
-      <w:r>
-        <w:t>13 Heap order</w:t>
+        <w:t>If heaps are included, draw the binary tree stored by this min-heap list: [2, 5, 3, 9, 7, 8, 4]. Put one value at each node. Otherwise, continue to question 13 on the next page.</w:t>
       </w:r>
     </w:p>
     <w:p>
@@ -607,7 +625,7 @@
         <w:keepLines/>
       </w:pPr>
       <w:r>
-        <w:t>Must a min-heap's underlying list be fully sorted?</w:t>
+        <w:t>Use the space below for your drawing. You may instead describe the levels and parent-child links in text.</w:t>
       </w:r>
     </w:p>
     <w:p>
@@ -615,7 +633,7 @@
         <w:keepLines/>
       </w:pPr>
       <w:r>
-        <w:t>Answer: Yes / No / Not sure. Confidence: ______</w:t>
+        <w:t>________________________________________________________</w:t>
       </w:r>
     </w:p>
     <w:p>
@@ -623,15 +641,15 @@
         <w:keepLines/>
       </w:pPr>
       <w:r>
-        <w:t>Reason: _________________________________________________</w:t>
+        <w:t>________________________________________________________</w:t>
       </w:r>
     </w:p>
     <w:p>
       <w:pPr>
-        <w:pStyle w:val="Heading2"/>
+        <w:keepLines/>
       </w:pPr>
       <w:r>
-        <w:t>14 Heap insertion</w:t>
+        <w:t>________________________________________________________</w:t>
       </w:r>
     </w:p>
     <w:p>
@@ -640,7 +658,7 @@
         <w:keepLines/>
       </w:pPr>
       <w:r>
-        <w:t>After appending an item to a min-heap, which action restores its order?</w:t>
+        <w:t>Now remove the minimum. Show the last item moving to the root, then each sift-down swap. Use arrows on your drawing or write the intermediate lists.</w:t>
       </w:r>
     </w:p>
     <w:p>
@@ -649,13 +667,7 @@
         <w:keepLines/>
       </w:pPr>
       <w:r>
-        <w:t>A. Sift up toward the parent.</w:t>
-        <w:br/>
-        <w:t>B. Sort the entire list.</w:t>
-        <w:br/>
-        <w:t>C. Swap with the root every time.</w:t>
-        <w:br/>
-        <w:t>D. Always leave it in place.</w:t>
+        <w:t>Steps: __________________________________________________</w:t>
       </w:r>
     </w:p>
     <w:p>
@@ -663,7 +675,658 @@
         <w:keepLines/>
       </w:pPr>
       <w:r>
-        <w:t>Answer: ______  Confidence: ______</w:t>
+        <w:t>________________________________________________________</w:t>
+      </w:r>
+    </w:p>
+    <w:p>
+      <w:pPr>
+        <w:keepNext/>
+        <w:keepLines/>
+      </w:pPr>
+      <w:r>
+        <w:t>Returned value: ______  Final list: __________________________</w:t>
+      </w:r>
+    </w:p>
+    <w:p>
+      <w:pPr>
+        <w:keepNext/>
+        <w:keepLines/>
+      </w:pPr>
+      <w:r>
+        <w:t>Confidence: ______</w:t>
+      </w:r>
+    </w:p>
+    <w:p>
+      <w:r>
+        <w:br w:type="page"/>
+      </w:r>
+    </w:p>
+    <w:p>
+      <w:pPr>
+        <w:pStyle w:val="Heading1"/>
+      </w:pPr>
+      <w:r>
+        <w:t>Sorting costs and reasoning</w:t>
+      </w:r>
+    </w:p>
+    <w:p>
+      <w:pPr>
+        <w:pStyle w:val="Heading2"/>
+      </w:pPr>
+      <w:r>
+        <w:t>13 Derive the running time</w:t>
+      </w:r>
+    </w:p>
+    <w:p>
+      <w:pPr>
+        <w:keepNext/>
+        <w:keepLines/>
+      </w:pPr>
+      <w:r>
+        <w:t>Fill in the tightest worst-case Big-O cost and give a short derivation for each sort. Use n for the number of items. Comparisons and moves take constant time. Assume distinct keys.</w:t>
+      </w:r>
+    </w:p>
+    <w:p>
+      <w:pPr>
+        <w:keepNext/>
+        <w:keepLines/>
+      </w:pPr>
+      <w:r>
+        <w:t>Use the taught versions: bubble sort may stop after a pass with no swaps; merge sort splits and merges; quick sort uses the last item as pivot and builds three lists. Write “not sure” when needed.</w:t>
+      </w:r>
+    </w:p>
+    <w:tbl>
+      <w:tblPr>
+        <w:tblW w:type="auto" w:w="0"/>
+        <w:jc w:val="center"/>
+        <w:tblLayout w:type="fixed"/>
+        <w:tblLook w:firstColumn="1" w:firstRow="1" w:lastColumn="0" w:lastRow="0" w:noHBand="0" w:noVBand="1" w:val="04A0"/>
+        <w:tblBorders>
+          <w:top w:val="single" w:sz="6" w:color="D9D9D9"/>
+          <w:left w:val="single" w:sz="6" w:color="D9D9D9"/>
+          <w:bottom w:val="single" w:sz="6" w:color="D9D9D9"/>
+          <w:right w:val="single" w:sz="6" w:color="D9D9D9"/>
+          <w:insideH w:val="single" w:sz="6" w:color="D9D9D9"/>
+          <w:insideV w:val="single" w:sz="6" w:color="D9D9D9"/>
+        </w:tblBorders>
+      </w:tblPr>
+      <w:tblGrid>
+        <w:gridCol w:w="1656"/>
+        <w:gridCol w:w="2088"/>
+        <w:gridCol w:w="5616"/>
+      </w:tblGrid>
+      <w:tr>
+        <w:trPr>
+          <w:cantSplit/>
+          <w:tblHeader/>
+        </w:trPr>
+        <w:tc>
+          <w:tcPr>
+            <w:tcW w:type="dxa" w:w="1656"/>
+            <w:vAlign w:val="center"/>
+            <w:shd w:fill="E8E8E8"/>
+            <w:tcMar>
+              <w:top w:w="100" w:type="dxa"/>
+              <w:left w:w="100" w:type="dxa"/>
+              <w:bottom w:w="100" w:type="dxa"/>
+              <w:right w:w="100" w:type="dxa"/>
+            </w:tcMar>
+          </w:tcPr>
+          <w:p>
+            <w:pPr>
+              <w:spacing w:after="0"/>
+              <w:jc w:val="left"/>
+            </w:pPr>
+            <w:r>
+              <w:rPr>
+                <w:b/>
+              </w:rPr>
+              <w:t>Algorithm</w:t>
+            </w:r>
+          </w:p>
+        </w:tc>
+        <w:tc>
+          <w:tcPr>
+            <w:tcW w:type="dxa" w:w="2088"/>
+            <w:vAlign w:val="center"/>
+            <w:shd w:fill="E8E8E8"/>
+            <w:tcMar>
+              <w:top w:w="100" w:type="dxa"/>
+              <w:left w:w="100" w:type="dxa"/>
+              <w:bottom w:w="100" w:type="dxa"/>
+              <w:right w:w="100" w:type="dxa"/>
+            </w:tcMar>
+          </w:tcPr>
+          <w:p>
+            <w:pPr>
+              <w:spacing w:after="0"/>
+              <w:jc w:val="center"/>
+            </w:pPr>
+            <w:r>
+              <w:rPr>
+                <w:b/>
+              </w:rPr>
+              <w:t>Worst case</w:t>
+            </w:r>
+          </w:p>
+        </w:tc>
+        <w:tc>
+          <w:tcPr>
+            <w:tcW w:type="dxa" w:w="5616"/>
+            <w:vAlign w:val="center"/>
+            <w:shd w:fill="E8E8E8"/>
+            <w:tcMar>
+              <w:top w:w="100" w:type="dxa"/>
+              <w:left w:w="100" w:type="dxa"/>
+              <w:bottom w:w="100" w:type="dxa"/>
+              <w:right w:w="100" w:type="dxa"/>
+            </w:tcMar>
+          </w:tcPr>
+          <w:p>
+            <w:pPr>
+              <w:spacing w:after="0"/>
+              <w:jc w:val="center"/>
+            </w:pPr>
+            <w:r>
+              <w:rPr>
+                <w:b/>
+              </w:rPr>
+              <w:t>Derivation or repeated work</w:t>
+            </w:r>
+          </w:p>
+        </w:tc>
+      </w:tr>
+      <w:tr>
+        <w:trPr>
+          <w:cantSplit/>
+        </w:trPr>
+        <w:tc>
+          <w:tcPr>
+            <w:tcW w:type="dxa" w:w="1656"/>
+            <w:vAlign w:val="center"/>
+            <w:shd w:fill="FFFFFF"/>
+            <w:tcMar>
+              <w:top w:w="100" w:type="dxa"/>
+              <w:left w:w="100" w:type="dxa"/>
+              <w:bottom w:w="100" w:type="dxa"/>
+              <w:right w:w="100" w:type="dxa"/>
+            </w:tcMar>
+          </w:tcPr>
+          <w:p>
+            <w:pPr>
+              <w:spacing w:after="0"/>
+              <w:jc w:val="left"/>
+            </w:pPr>
+            <w:r>
+              <w:rPr>
+                <w:b w:val="0"/>
+              </w:rPr>
+              <w:t>Selection</w:t>
+            </w:r>
+          </w:p>
+        </w:tc>
+        <w:tc>
+          <w:tcPr>
+            <w:tcW w:type="dxa" w:w="2088"/>
+            <w:vAlign w:val="center"/>
+            <w:shd w:fill="FFFFFF"/>
+            <w:tcMar>
+              <w:top w:w="100" w:type="dxa"/>
+              <w:left w:w="100" w:type="dxa"/>
+              <w:bottom w:w="100" w:type="dxa"/>
+              <w:right w:w="100" w:type="dxa"/>
+            </w:tcMar>
+          </w:tcPr>
+          <w:p>
+            <w:pPr>
+              <w:spacing w:after="0"/>
+              <w:jc w:val="center"/>
+            </w:pPr>
+            <w:r>
+              <w:rPr>
+                <w:b w:val="0"/>
+              </w:rPr>
+              <w:t>______</w:t>
+            </w:r>
+          </w:p>
+        </w:tc>
+        <w:tc>
+          <w:tcPr>
+            <w:tcW w:type="dxa" w:w="5616"/>
+            <w:vAlign w:val="center"/>
+            <w:shd w:fill="FFFFFF"/>
+            <w:tcMar>
+              <w:top w:w="100" w:type="dxa"/>
+              <w:left w:w="100" w:type="dxa"/>
+              <w:bottom w:w="100" w:type="dxa"/>
+              <w:right w:w="100" w:type="dxa"/>
+            </w:tcMar>
+          </w:tcPr>
+          <w:p>
+            <w:pPr>
+              <w:spacing w:after="0"/>
+              <w:jc w:val="center"/>
+            </w:pPr>
+            <w:r>
+              <w:rPr>
+                <w:b w:val="0"/>
+              </w:rPr>
+              <w:t>__________________________</w:t>
+            </w:r>
+          </w:p>
+        </w:tc>
+      </w:tr>
+      <w:tr>
+        <w:trPr>
+          <w:cantSplit/>
+        </w:trPr>
+        <w:tc>
+          <w:tcPr>
+            <w:tcW w:type="dxa" w:w="1656"/>
+            <w:vAlign w:val="center"/>
+            <w:shd w:fill="FFFFFF"/>
+            <w:tcMar>
+              <w:top w:w="100" w:type="dxa"/>
+              <w:left w:w="100" w:type="dxa"/>
+              <w:bottom w:w="100" w:type="dxa"/>
+              <w:right w:w="100" w:type="dxa"/>
+            </w:tcMar>
+          </w:tcPr>
+          <w:p>
+            <w:pPr>
+              <w:spacing w:after="0"/>
+              <w:jc w:val="left"/>
+            </w:pPr>
+            <w:r>
+              <w:rPr>
+                <w:b w:val="0"/>
+              </w:rPr>
+              <w:t>Bubble</w:t>
+            </w:r>
+          </w:p>
+        </w:tc>
+        <w:tc>
+          <w:tcPr>
+            <w:tcW w:type="dxa" w:w="2088"/>
+            <w:vAlign w:val="center"/>
+            <w:shd w:fill="FFFFFF"/>
+            <w:tcMar>
+              <w:top w:w="100" w:type="dxa"/>
+              <w:left w:w="100" w:type="dxa"/>
+              <w:bottom w:w="100" w:type="dxa"/>
+              <w:right w:w="100" w:type="dxa"/>
+            </w:tcMar>
+          </w:tcPr>
+          <w:p>
+            <w:pPr>
+              <w:spacing w:after="0"/>
+              <w:jc w:val="center"/>
+            </w:pPr>
+            <w:r>
+              <w:rPr>
+                <w:b w:val="0"/>
+              </w:rPr>
+              <w:t>______</w:t>
+            </w:r>
+          </w:p>
+        </w:tc>
+        <w:tc>
+          <w:tcPr>
+            <w:tcW w:type="dxa" w:w="5616"/>
+            <w:vAlign w:val="center"/>
+            <w:shd w:fill="FFFFFF"/>
+            <w:tcMar>
+              <w:top w:w="100" w:type="dxa"/>
+              <w:left w:w="100" w:type="dxa"/>
+              <w:bottom w:w="100" w:type="dxa"/>
+              <w:right w:w="100" w:type="dxa"/>
+            </w:tcMar>
+          </w:tcPr>
+          <w:p>
+            <w:pPr>
+              <w:spacing w:after="0"/>
+              <w:jc w:val="center"/>
+            </w:pPr>
+            <w:r>
+              <w:rPr>
+                <w:b w:val="0"/>
+              </w:rPr>
+              <w:t>__________________________</w:t>
+            </w:r>
+          </w:p>
+        </w:tc>
+      </w:tr>
+      <w:tr>
+        <w:trPr>
+          <w:cantSplit/>
+        </w:trPr>
+        <w:tc>
+          <w:tcPr>
+            <w:tcW w:type="dxa" w:w="1656"/>
+            <w:vAlign w:val="center"/>
+            <w:shd w:fill="FFFFFF"/>
+            <w:tcMar>
+              <w:top w:w="100" w:type="dxa"/>
+              <w:left w:w="100" w:type="dxa"/>
+              <w:bottom w:w="100" w:type="dxa"/>
+              <w:right w:w="100" w:type="dxa"/>
+            </w:tcMar>
+          </w:tcPr>
+          <w:p>
+            <w:pPr>
+              <w:spacing w:after="0"/>
+              <w:jc w:val="left"/>
+            </w:pPr>
+            <w:r>
+              <w:rPr>
+                <w:b w:val="0"/>
+              </w:rPr>
+              <w:t>Insertion</w:t>
+            </w:r>
+          </w:p>
+        </w:tc>
+        <w:tc>
+          <w:tcPr>
+            <w:tcW w:type="dxa" w:w="2088"/>
+            <w:vAlign w:val="center"/>
+            <w:shd w:fill="FFFFFF"/>
+            <w:tcMar>
+              <w:top w:w="100" w:type="dxa"/>
+              <w:left w:w="100" w:type="dxa"/>
+              <w:bottom w:w="100" w:type="dxa"/>
+              <w:right w:w="100" w:type="dxa"/>
+            </w:tcMar>
+          </w:tcPr>
+          <w:p>
+            <w:pPr>
+              <w:spacing w:after="0"/>
+              <w:jc w:val="center"/>
+            </w:pPr>
+            <w:r>
+              <w:rPr>
+                <w:b w:val="0"/>
+              </w:rPr>
+              <w:t>______</w:t>
+            </w:r>
+          </w:p>
+        </w:tc>
+        <w:tc>
+          <w:tcPr>
+            <w:tcW w:type="dxa" w:w="5616"/>
+            <w:vAlign w:val="center"/>
+            <w:shd w:fill="FFFFFF"/>
+            <w:tcMar>
+              <w:top w:w="100" w:type="dxa"/>
+              <w:left w:w="100" w:type="dxa"/>
+              <w:bottom w:w="100" w:type="dxa"/>
+              <w:right w:w="100" w:type="dxa"/>
+            </w:tcMar>
+          </w:tcPr>
+          <w:p>
+            <w:pPr>
+              <w:spacing w:after="0"/>
+              <w:jc w:val="center"/>
+            </w:pPr>
+            <w:r>
+              <w:rPr>
+                <w:b w:val="0"/>
+              </w:rPr>
+              <w:t>__________________________</w:t>
+            </w:r>
+          </w:p>
+        </w:tc>
+      </w:tr>
+      <w:tr>
+        <w:trPr>
+          <w:cantSplit/>
+        </w:trPr>
+        <w:tc>
+          <w:tcPr>
+            <w:tcW w:type="dxa" w:w="1656"/>
+            <w:vAlign w:val="center"/>
+            <w:shd w:fill="FFFFFF"/>
+            <w:tcMar>
+              <w:top w:w="100" w:type="dxa"/>
+              <w:left w:w="100" w:type="dxa"/>
+              <w:bottom w:w="100" w:type="dxa"/>
+              <w:right w:w="100" w:type="dxa"/>
+            </w:tcMar>
+          </w:tcPr>
+          <w:p>
+            <w:pPr>
+              <w:spacing w:after="0"/>
+              <w:jc w:val="left"/>
+            </w:pPr>
+            <w:r>
+              <w:rPr>
+                <w:b w:val="0"/>
+              </w:rPr>
+              <w:t>Merge</w:t>
+            </w:r>
+          </w:p>
+        </w:tc>
+        <w:tc>
+          <w:tcPr>
+            <w:tcW w:type="dxa" w:w="2088"/>
+            <w:vAlign w:val="center"/>
+            <w:shd w:fill="FFFFFF"/>
+            <w:tcMar>
+              <w:top w:w="100" w:type="dxa"/>
+              <w:left w:w="100" w:type="dxa"/>
+              <w:bottom w:w="100" w:type="dxa"/>
+              <w:right w:w="100" w:type="dxa"/>
+            </w:tcMar>
+          </w:tcPr>
+          <w:p>
+            <w:pPr>
+              <w:spacing w:after="0"/>
+              <w:jc w:val="center"/>
+            </w:pPr>
+            <w:r>
+              <w:rPr>
+                <w:b w:val="0"/>
+              </w:rPr>
+              <w:t>______</w:t>
+            </w:r>
+          </w:p>
+        </w:tc>
+        <w:tc>
+          <w:tcPr>
+            <w:tcW w:type="dxa" w:w="5616"/>
+            <w:vAlign w:val="center"/>
+            <w:shd w:fill="FFFFFF"/>
+            <w:tcMar>
+              <w:top w:w="100" w:type="dxa"/>
+              <w:left w:w="100" w:type="dxa"/>
+              <w:bottom w:w="100" w:type="dxa"/>
+              <w:right w:w="100" w:type="dxa"/>
+            </w:tcMar>
+          </w:tcPr>
+          <w:p>
+            <w:pPr>
+              <w:spacing w:after="0"/>
+              <w:jc w:val="center"/>
+            </w:pPr>
+            <w:r>
+              <w:rPr>
+                <w:b w:val="0"/>
+              </w:rPr>
+              <w:t>__________________________</w:t>
+            </w:r>
+          </w:p>
+        </w:tc>
+      </w:tr>
+      <w:tr>
+        <w:trPr>
+          <w:cantSplit/>
+        </w:trPr>
+        <w:tc>
+          <w:tcPr>
+            <w:tcW w:type="dxa" w:w="1656"/>
+            <w:vAlign w:val="center"/>
+            <w:shd w:fill="FFFFFF"/>
+            <w:tcMar>
+              <w:top w:w="100" w:type="dxa"/>
+              <w:left w:w="100" w:type="dxa"/>
+              <w:bottom w:w="100" w:type="dxa"/>
+              <w:right w:w="100" w:type="dxa"/>
+            </w:tcMar>
+          </w:tcPr>
+          <w:p>
+            <w:pPr>
+              <w:spacing w:after="0"/>
+              <w:jc w:val="left"/>
+            </w:pPr>
+            <w:r>
+              <w:rPr>
+                <w:b w:val="0"/>
+              </w:rPr>
+              <w:t>Quick</w:t>
+            </w:r>
+          </w:p>
+        </w:tc>
+        <w:tc>
+          <w:tcPr>
+            <w:tcW w:type="dxa" w:w="2088"/>
+            <w:vAlign w:val="center"/>
+            <w:shd w:fill="FFFFFF"/>
+            <w:tcMar>
+              <w:top w:w="100" w:type="dxa"/>
+              <w:left w:w="100" w:type="dxa"/>
+              <w:bottom w:w="100" w:type="dxa"/>
+              <w:right w:w="100" w:type="dxa"/>
+            </w:tcMar>
+          </w:tcPr>
+          <w:p>
+            <w:pPr>
+              <w:spacing w:after="0"/>
+              <w:jc w:val="center"/>
+            </w:pPr>
+            <w:r>
+              <w:rPr>
+                <w:b w:val="0"/>
+              </w:rPr>
+              <w:t>______</w:t>
+            </w:r>
+          </w:p>
+        </w:tc>
+        <w:tc>
+          <w:tcPr>
+            <w:tcW w:type="dxa" w:w="5616"/>
+            <w:vAlign w:val="center"/>
+            <w:shd w:fill="FFFFFF"/>
+            <w:tcMar>
+              <w:top w:w="100" w:type="dxa"/>
+              <w:left w:w="100" w:type="dxa"/>
+              <w:bottom w:w="100" w:type="dxa"/>
+              <w:right w:w="100" w:type="dxa"/>
+            </w:tcMar>
+          </w:tcPr>
+          <w:p>
+            <w:pPr>
+              <w:spacing w:after="0"/>
+              <w:jc w:val="center"/>
+            </w:pPr>
+            <w:r>
+              <w:rPr>
+                <w:b w:val="0"/>
+              </w:rPr>
+              <w:t>__________________________</w:t>
+            </w:r>
+          </w:p>
+        </w:tc>
+      </w:tr>
+    </w:tbl>
+    <w:p>
+      <w:pPr>
+        <w:pStyle w:val="Heading1"/>
+      </w:pPr>
+      <w:r>
+        <w:t>Explain one sort in pseudocode</w:t>
+      </w:r>
+    </w:p>
+    <w:p>
+      <w:pPr>
+        <w:keepNext/>
+        <w:keepLines/>
+      </w:pPr>
+      <w:r>
+        <w:t>Choose one algorithm from the table. Write its steps in plain-language pseudocode, using indentation for loops or decisions. Do not write Python code. Then connect those steps to its worst-case cost.</w:t>
+      </w:r>
+    </w:p>
+    <w:p>
+      <w:pPr>
+        <w:keepNext/>
+        <w:keepLines/>
+      </w:pPr>
+      <w:r>
+        <w:t>Chosen algorithm: __________________  Confidence: ______</w:t>
+      </w:r>
+    </w:p>
+    <w:p>
+      <w:pPr>
+        <w:keepLines/>
+      </w:pPr>
+      <w:r>
+        <w:t>________________________________________________________</w:t>
+      </w:r>
+    </w:p>
+    <w:p>
+      <w:pPr>
+        <w:keepLines/>
+      </w:pPr>
+      <w:r>
+        <w:t>________________________________________________________</w:t>
+      </w:r>
+    </w:p>
+    <w:p>
+      <w:pPr>
+        <w:keepLines/>
+      </w:pPr>
+      <w:r>
+        <w:t>________________________________________________________</w:t>
+      </w:r>
+    </w:p>
+    <w:p>
+      <w:pPr>
+        <w:keepLines/>
+      </w:pPr>
+      <w:r>
+        <w:t>________________________________________________________</w:t>
+      </w:r>
+    </w:p>
+    <w:p>
+      <w:pPr>
+        <w:keepLines/>
+      </w:pPr>
+      <w:r>
+        <w:t>________________________________________________________</w:t>
+      </w:r>
+    </w:p>
+    <w:p>
+      <w:pPr>
+        <w:keepNext/>
+        <w:keepLines/>
+      </w:pPr>
+      <w:r>
+        <w:t>An input pattern that reaches its worst case: __________________</w:t>
+      </w:r>
+    </w:p>
+    <w:p>
+      <w:pPr>
+        <w:keepNext/>
+        <w:keepLines/>
+      </w:pPr>
+      <w:r>
+        <w:t>Why the steps above give that cost: __________________________</w:t>
+      </w:r>
+    </w:p>
+    <w:p>
+      <w:pPr>
+        <w:keepLines/>
+      </w:pPr>
+      <w:r>
+        <w:t>________________________________________________________</w:t>
       </w:r>
     </w:p>
     <w:p>
@@ -682,7 +1345,7 @@
         </w:r>
       </w:hyperlink>
       <w:r>
-        <w:t>. Choose one review area to start with.</w:t>
+        <w:t xml:space="preserve"> when your TA asks. Review a flagged concept, then try a fresh question without notes.</w:t>
       </w:r>
     </w:p>
     <w:sectPr>

--- a/exam1/diagnostic/questions.docx
+++ b/exam1/diagnostic/questions.docx
@@ -8,24 +8,6 @@
       </w:pPr>
       <w:r>
         <w:t>Exam 1 foundation check</w:t>
-      </w:r>
-    </w:p>
-    <w:p>
-      <w:pPr>
-        <w:keepNext/>
-        <w:keepLines/>
-      </w:pPr>
-      <w:r>
-        <w:t>Find what to review before you start. This four-page check is practice, not a grade or an exam prediction.</w:t>
-      </w:r>
-    </w:p>
-    <w:p>
-      <w:pPr>
-        <w:keepNext/>
-        <w:keepLines/>
-      </w:pPr>
-      <w:r>
-        <w:t>Try questions 1 to 13 without notes, including page 4. All efficiency questions ask for worst-case costs. Use pseudocode for sorting; Python syntax is not required there. Mark confidence as sure, unsure, or guessed. Aim for 22 minutes in class. Speed is not scored.</w:t>
       </w:r>
     </w:p>
     <w:p>

--- a/exam1/diagnostic/questions.docx
+++ b/exam1/diagnostic/questions.docx
@@ -1316,7 +1316,7 @@
         <w:keepLines/>
       </w:pPr>
       <w:r>
-        <w:t xml:space="preserve">Next: open </w:t>
+        <w:t xml:space="preserve">Next: check </w:t>
       </w:r>
       <w:hyperlink r:id="rId10">
         <w:r>
@@ -1327,7 +1327,7 @@
         </w:r>
       </w:hyperlink>
       <w:r>
-        <w:t xml:space="preserve"> when your TA asks. Review a flagged concept, then try a fresh question without notes.</w:t>
+        <w:t xml:space="preserve"> after your attempt. Review a flagged concept, then try a fresh question without notes.</w:t>
       </w:r>
     </w:p>
     <w:sectPr>

--- a/exam1/diagnostic/questions.docx
+++ b/exam1/diagnostic/questions.docx
@@ -89,7 +89,7 @@
         <w:pStyle w:val="Heading2"/>
       </w:pPr>
       <w:r>
-        <w:t>3 Binary search</w:t>
+        <w:t>3 List indexing</w:t>
       </w:r>
     </w:p>
     <w:p>
@@ -98,7 +98,7 @@
         <w:keepLines/>
       </w:pPr>
       <w:r>
-        <w:t>Can the binary search taught here reliably find a value in an unsorted list?</w:t>
+        <w:t>For a nonempty Python list, must reading its last item scan all earlier items?</w:t>
       </w:r>
     </w:p>
     <w:p>
@@ -171,12 +171,12 @@
       <w:pPr>
         <w:keepNext/>
         <w:keepLines/>
-        <w:spacing w:after="100"/>
+        <w:spacing w:after="60"/>
       </w:pPr>
       <w:r>
         <w:rPr>
           <w:rFonts w:ascii="Consolas" w:hAnsi="Consolas"/>
-          <w:sz w:val="22"/>
+          <w:sz w:val="21"/>
         </w:rPr>
         <w:t>def change(items):</w:t>
         <w:br/>
@@ -415,12 +415,12 @@
       <w:pPr>
         <w:keepNext/>
         <w:keepLines/>
-        <w:spacing w:after="100"/>
+        <w:spacing w:after="60"/>
       </w:pPr>
       <w:r>
         <w:rPr>
           <w:rFonts w:ascii="Consolas" w:hAnsi="Consolas"/>
-          <w:sz w:val="22"/>
+          <w:sz w:val="21"/>
         </w:rPr>
         <w:t>FOR each adjacent pair, from left to right</w:t>
         <w:br/>
@@ -486,12 +486,12 @@
       <w:pPr>
         <w:keepNext/>
         <w:keepLines/>
-        <w:spacing w:after="100"/>
+        <w:spacing w:after="60"/>
       </w:pPr>
       <w:r>
         <w:rPr>
           <w:rFonts w:ascii="Consolas" w:hAnsi="Consolas"/>
-          <w:sz w:val="22"/>
+          <w:sz w:val="21"/>
         </w:rPr>
         <w:t>class Counter:</w:t>
         <w:br/>
@@ -540,12 +540,12 @@
       <w:pPr>
         <w:keepNext/>
         <w:keepLines/>
-        <w:spacing w:after="100"/>
+        <w:spacing w:after="60"/>
       </w:pPr>
       <w:r>
         <w:rPr>
           <w:rFonts w:ascii="Consolas" w:hAnsi="Consolas"/>
-          <w:sz w:val="22"/>
+          <w:sz w:val="21"/>
         </w:rPr>
         <w:t>n = 8</w:t>
         <w:br/>
@@ -1311,29 +1311,10 @@
         <w:t>________________________________________________________</w:t>
       </w:r>
     </w:p>
-    <w:p>
-      <w:pPr>
-        <w:keepLines/>
-      </w:pPr>
-      <w:r>
-        <w:t xml:space="preserve">Next: check </w:t>
-      </w:r>
-      <w:hyperlink r:id="rId10">
-        <w:r>
-          <w:rPr>
-            <w:u w:val="single"/>
-          </w:rPr>
-          <w:t>the answer guide</w:t>
-        </w:r>
-      </w:hyperlink>
-      <w:r>
-        <w:t xml:space="preserve"> after your attempt. Review a flagged concept, then try a fresh question without notes.</w:t>
-      </w:r>
-    </w:p>
     <w:sectPr>
       <w:footerReference w:type="default" r:id="rId9"/>
       <w:pgSz w:w="12240" w:h="15840"/>
-      <w:pgMar w:top="936" w:right="1080" w:bottom="936" w:left="1080" w:header="720" w:footer="720" w:gutter="0"/>
+      <w:pgMar w:top="792" w:right="1080" w:bottom="792" w:left="1080" w:header="720" w:footer="720" w:gutter="0"/>
       <w:cols w:space="720"/>
       <w:docGrid w:linePitch="360"/>
     </w:sectPr>
@@ -1722,12 +1703,12 @@
     <w:qFormat/>
     <w:rsid w:val="00FC693F"/>
     <w:pPr>
-      <w:spacing w:after="100" w:line="240" w:lineRule="auto"/>
+      <w:spacing w:after="60" w:line="240" w:lineRule="auto"/>
     </w:pPr>
     <w:rPr>
       <w:rFonts w:ascii="Arial" w:hAnsi="Arial"/>
       <w:color w:val="000000"/>
-      <w:sz w:val="24"/>
+      <w:sz w:val="22"/>
       <w:lang w:val="en-US"/>
     </w:rPr>
   </w:style>
@@ -1786,7 +1767,7 @@
     <w:pPr>
       <w:keepNext/>
       <w:keepLines/>
-      <w:spacing w:before="160" w:after="100"/>
+      <w:spacing w:before="120" w:after="60"/>
       <w:outlineLvl w:val="0"/>
     </w:pPr>
     <w:rPr>
@@ -1810,7 +1791,7 @@
     <w:pPr>
       <w:keepNext/>
       <w:keepLines/>
-      <w:spacing w:before="160" w:after="100"/>
+      <w:spacing w:before="120" w:after="60"/>
       <w:outlineLvl w:val="1"/>
     </w:pPr>
     <w:rPr>
@@ -1818,7 +1799,7 @@
       <w:b/>
       <w:bCs/>
       <w:color w:val="000000"/>
-      <w:sz w:val="24"/>
+      <w:sz w:val="23"/>
       <w:szCs w:val="26"/>
     </w:rPr>
   </w:style>
@@ -2076,7 +2057,7 @@
       <w:pBdr>
         <w:bottom w:val="single" w:sz="8" w:space="4" w:color="4F81BD" w:themeColor="accent1"/>
       </w:pBdr>
-      <w:spacing w:after="100" w:line="240" w:lineRule="auto" w:before="0"/>
+      <w:spacing w:after="60" w:line="240" w:lineRule="auto" w:before="0"/>
       <w:contextualSpacing/>
     </w:pPr>
     <w:rPr>
